--- a/本地三合一/三合一單與COA雙重核對系統_操作手冊.docx
+++ b/本地三合一/三合一單與COA雙重核對系統_操作手冊.docx
@@ -4,97 +4,2306 @@
   <w:body>
     <w:p>
       <w:pPr>
-        <w:pStyle w:val="Title"/>
+        <w:spacing w:before="120" w:after="80"/>
+        <w:jc w:val="center"/>
       </w:pPr>
       <w:r>
-        <w:t>三合一單與COA 雙重核對系統 - 操作手冊</w:t>
+        <w:rPr>
+          <w:rFonts w:ascii="Microsoft JhengHei" w:hAnsi="Microsoft JhengHei"/>
+          <w:b/>
+          <w:color w:val="0F2A4A"/>
+          <w:sz w:val="40"/>
+        </w:rPr>
+        <w:t>台積三合一單與 COA 雙重核對系統</w:t>
+        <w:br/>
+        <w:t>核對邏輯與 GAS 線上標準操作手冊</w:t>
       </w:r>
     </w:p>
     <w:p>
       <w:pPr>
-        <w:pStyle w:val="Heading1"/>
+        <w:spacing w:after="280"/>
+        <w:jc w:val="center"/>
       </w:pPr>
       <w:r>
-        <w:t>1. 系統簡介</w:t>
+        <w:rPr>
+          <w:rFonts w:ascii="Microsoft JhengHei" w:hAnsi="Microsoft JhengHei"/>
+          <w:color w:val="555555"/>
+          <w:sz w:val="21"/>
+        </w:rPr>
+        <w:t>GAS 雲端智慧辨識版 | 雙重瀑布流 OCR | 四道安全卡控防線 | 完整現場與管理指南</w:t>
       </w:r>
     </w:p>
+    <w:tbl>
+      <w:tblPr>
+        <w:tblW w:type="auto" w:w="0"/>
+        <w:jc w:val="center"/>
+        <w:tblLook w:firstColumn="1" w:firstRow="1" w:lastColumn="0" w:lastRow="0" w:noHBand="0" w:noVBand="1" w:val="04A0"/>
+      </w:tblPr>
+      <w:tblGrid>
+        <w:gridCol w:w="9936"/>
+      </w:tblGrid>
+      <w:tr>
+        <w:tc>
+          <w:tcPr>
+            <w:tcW w:type="dxa" w:w="9936"/>
+            <w:shd w:fill="EFF6FF"/>
+            <w:tcMar>
+              <w:top w:w="140" w:type="dxa"/>
+              <w:left w:w="180" w:type="dxa"/>
+              <w:bottom w:w="140" w:type="dxa"/>
+              <w:right w:w="180" w:type="dxa"/>
+            </w:tcMar>
+            <w:tcBorders>
+              <w:top w:val="none"/>
+              <w:left w:val="single" w:sz="36" w:space="0" w:color="2563EB"/>
+              <w:bottom w:val="none"/>
+              <w:right w:val="none"/>
+            </w:tcBorders>
+          </w:tcPr>
+          <w:p>
+            <w:pPr>
+              <w:spacing w:before="40" w:after="80" w:line="288" w:lineRule="auto"/>
+            </w:pPr>
+            <w:r>
+              <w:rPr>
+                <w:rFonts w:ascii="Microsoft JhengHei" w:hAnsi="Microsoft JhengHei"/>
+                <w:b/>
+                <w:color w:val="2563EB"/>
+                <w:sz w:val="22"/>
+              </w:rPr>
+              <w:t>【系統核心特點速覽】</w:t>
+              <w:br/>
+            </w:r>
+            <w:r>
+              <w:rPr>
+                <w:rFonts w:ascii="Microsoft JhengHei" w:hAnsi="Microsoft JhengHei"/>
+                <w:color w:val="222222"/>
+                <w:sz w:val="20"/>
+              </w:rPr>
+              <w:t>• 系統架構：Google Apps Script (GAS) Web App + 響應式手機網頁 (相容 Android / iOS / 電腦端)</w:t>
+              <w:br/>
+            </w:r>
+            <w:r>
+              <w:rPr>
+                <w:rFonts w:ascii="Microsoft JhengHei" w:hAnsi="Microsoft JhengHei"/>
+                <w:color w:val="222222"/>
+                <w:sz w:val="20"/>
+              </w:rPr>
+              <w:t>• 核心使命：徹底解決台積電槽車出貨人工核對 COA 報告與地磅單據時易眼花、誤判槽號、跑錯廠區之風險</w:t>
+              <w:br/>
+            </w:r>
+            <w:r>
+              <w:rPr>
+                <w:rFonts w:ascii="Microsoft JhengHei" w:hAnsi="Microsoft JhengHei"/>
+                <w:color w:val="222222"/>
+                <w:sz w:val="20"/>
+              </w:rPr>
+              <w:t>• 雙重防護：Google Cloud Vision 主力 OCR (1000次/月) + Gemini 多模型瀑布流自動備援，服務永不中斷</w:t>
+              <w:br/>
+            </w:r>
+            <w:r>
+              <w:rPr>
+                <w:rFonts w:ascii="Microsoft JhengHei" w:hAnsi="Microsoft JhengHei"/>
+                <w:color w:val="222222"/>
+                <w:sz w:val="20"/>
+              </w:rPr>
+              <w:t>• 四重卡控：COA 批號、送達地點 8 碼拆分、地磅槽號反干擾提取、地磅畫面批號，4 項全數命中才放行</w:t>
+            </w:r>
+          </w:p>
+        </w:tc>
+      </w:tr>
+    </w:tbl>
     <w:p>
+      <w:pPr>
+        <w:spacing w:before="0" w:after="120"/>
+      </w:pPr>
+    </w:p>
+    <w:p>
+      <w:pPr>
+        <w:spacing w:before="240" w:after="120"/>
+      </w:pPr>
       <w:r>
-        <w:t>本系統為在地化執行的三合一單核對工具，提供現場人員透過網頁介面進行條碼掃描與照片上傳，並利用 AI 文字辨識自動進行防呆驗證。</w:t>
+        <w:rPr>
+          <w:rFonts w:ascii="Microsoft JhengHei" w:hAnsi="Microsoft JhengHei"/>
+          <w:b/>
+          <w:color w:val="0F2A4A"/>
+          <w:sz w:val="28"/>
+        </w:rPr>
+        <w:t>一、 系統核心架構與設計理念</w:t>
       </w:r>
     </w:p>
     <w:p>
       <w:pPr>
-        <w:pStyle w:val="Heading1"/>
+        <w:spacing w:line="300" w:lineRule="auto" w:after="120"/>
       </w:pPr>
       <w:r>
-        <w:t>2. 如何啟動</w:t>
-      </w:r>
-    </w:p>
-    <w:p>
-      <w:r>
-        <w:t>步驟一：進入專案資料夾。</w:t>
-      </w:r>
-    </w:p>
-    <w:p>
-      <w:r>
-        <w:t>步驟二：若是首次使用，請右鍵執行「setup_env.ps1」完成環境設定。</w:t>
-      </w:r>
-    </w:p>
-    <w:p>
-      <w:r>
-        <w:t>步驟三：雙擊執行「啟動_核對系統.bat」。</w:t>
-      </w:r>
-    </w:p>
-    <w:p>
-      <w:r>
-        <w:t>步驟四：伺服器啟動後，請在手機或平板輸入黑色視窗上顯示的網址 (例如 http://192.168.x.x:8000 )。</w:t>
+        <w:t>在化學品物流與半導體供應鏈中，台積電槽車出貨作業具備極高的品管標準。每次出車均需核對三合一單 QR Code、COA (品管檢驗分析報告書) 以及地磅電腦畫面之磅單與送達地點。傳統作業仰賴現場人員肉眼逐字比對，面臨字體細小、夜晚光線昏暗、車次緊湊及人為疏失等挑戰。</w:t>
+        <w:br/>
+        <w:br/>
+        <w:t>本系統採用 GAS (Google Apps Script) 雲端架構開發，現場人員只需開啟手機瀏覽器即可作業，無需安裝任何特定 App。系統整合高精度光學字元辨識 (OCR) 與高容錯比對演算法，於 2~3 秒內自動完成雙重核對，並自動將檢驗合格數據與高解析照片存證歸檔至雲端硬碟。</w:t>
       </w:r>
     </w:p>
     <w:p>
       <w:pPr>
-        <w:pStyle w:val="Heading1"/>
+        <w:spacing w:after="40"/>
+      </w:pPr>
+    </w:p>
+    <w:tbl>
+      <w:tblPr>
+        <w:tblW w:type="auto" w:w="0"/>
+        <w:jc w:val="center"/>
+        <w:tblLook w:firstColumn="1" w:firstRow="1" w:lastColumn="0" w:lastRow="0" w:noHBand="0" w:noVBand="1" w:val="04A0"/>
+      </w:tblPr>
+      <w:tblGrid>
+        <w:gridCol w:w="2484"/>
+        <w:gridCol w:w="2484"/>
+        <w:gridCol w:w="2484"/>
+        <w:gridCol w:w="2484"/>
+      </w:tblGrid>
+      <w:tr>
+        <w:tc>
+          <w:tcPr>
+            <w:tcW w:type="dxa" w:w="2484"/>
+            <w:shd w:fill="1E3A8A"/>
+            <w:tcMar>
+              <w:top w:w="120" w:type="dxa"/>
+              <w:left w:w="140" w:type="dxa"/>
+              <w:bottom w:w="120" w:type="dxa"/>
+              <w:right w:w="140" w:type="dxa"/>
+            </w:tcMar>
+          </w:tcPr>
+          <w:p>
+            <w:pPr>
+              <w:spacing w:before="40" w:after="40"/>
+              <w:jc w:val="center"/>
+            </w:pPr>
+            <w:r>
+              <w:rPr>
+                <w:rFonts w:ascii="Microsoft JhengHei" w:hAnsi="Microsoft JhengHei"/>
+                <w:b/>
+                <w:color w:val="FFFFFF"/>
+                <w:sz w:val="20"/>
+              </w:rPr>
+              <w:t>階層 / 角色</w:t>
+            </w:r>
+          </w:p>
+        </w:tc>
+        <w:tc>
+          <w:tcPr>
+            <w:tcW w:type="dxa" w:w="2484"/>
+            <w:shd w:fill="1E3A8A"/>
+            <w:tcMar>
+              <w:top w:w="120" w:type="dxa"/>
+              <w:left w:w="140" w:type="dxa"/>
+              <w:bottom w:w="120" w:type="dxa"/>
+              <w:right w:w="140" w:type="dxa"/>
+            </w:tcMar>
+          </w:tcPr>
+          <w:p>
+            <w:pPr>
+              <w:spacing w:before="40" w:after="40"/>
+              <w:jc w:val="center"/>
+            </w:pPr>
+            <w:r>
+              <w:rPr>
+                <w:rFonts w:ascii="Microsoft JhengHei" w:hAnsi="Microsoft JhengHei"/>
+                <w:b/>
+                <w:color w:val="FFFFFF"/>
+                <w:sz w:val="20"/>
+              </w:rPr>
+              <w:t>服務模組</w:t>
+            </w:r>
+          </w:p>
+        </w:tc>
+        <w:tc>
+          <w:tcPr>
+            <w:tcW w:type="dxa" w:w="2484"/>
+            <w:shd w:fill="1E3A8A"/>
+            <w:tcMar>
+              <w:top w:w="120" w:type="dxa"/>
+              <w:left w:w="140" w:type="dxa"/>
+              <w:bottom w:w="120" w:type="dxa"/>
+              <w:right w:w="140" w:type="dxa"/>
+            </w:tcMar>
+          </w:tcPr>
+          <w:p>
+            <w:pPr>
+              <w:spacing w:before="40" w:after="40"/>
+              <w:jc w:val="center"/>
+            </w:pPr>
+            <w:r>
+              <w:rPr>
+                <w:rFonts w:ascii="Microsoft JhengHei" w:hAnsi="Microsoft JhengHei"/>
+                <w:b/>
+                <w:color w:val="FFFFFF"/>
+                <w:sz w:val="20"/>
+              </w:rPr>
+              <w:t>免費額度與調用策略</w:t>
+            </w:r>
+          </w:p>
+        </w:tc>
+        <w:tc>
+          <w:tcPr>
+            <w:tcW w:type="dxa" w:w="2484"/>
+            <w:shd w:fill="1E3A8A"/>
+            <w:tcMar>
+              <w:top w:w="120" w:type="dxa"/>
+              <w:left w:w="140" w:type="dxa"/>
+              <w:bottom w:w="120" w:type="dxa"/>
+              <w:right w:w="140" w:type="dxa"/>
+            </w:tcMar>
+          </w:tcPr>
+          <w:p>
+            <w:pPr>
+              <w:spacing w:before="40" w:after="40"/>
+              <w:jc w:val="center"/>
+            </w:pPr>
+            <w:r>
+              <w:rPr>
+                <w:rFonts w:ascii="Microsoft JhengHei" w:hAnsi="Microsoft JhengHei"/>
+                <w:b/>
+                <w:color w:val="FFFFFF"/>
+                <w:sz w:val="20"/>
+              </w:rPr>
+              <w:t>備援與容錯機制</w:t>
+            </w:r>
+          </w:p>
+        </w:tc>
+      </w:tr>
+      <w:tr>
+        <w:tc>
+          <w:tcPr>
+            <w:tcW w:type="dxa" w:w="2484"/>
+            <w:shd w:fill="FFFFFF"/>
+            <w:tcMar>
+              <w:top w:w="100" w:type="dxa"/>
+              <w:left w:w="120" w:type="dxa"/>
+              <w:bottom w:w="100" w:type="dxa"/>
+              <w:right w:w="120" w:type="dxa"/>
+            </w:tcMar>
+            <w:vAlign w:val="center"/>
+          </w:tcPr>
+          <w:p>
+            <w:pPr>
+              <w:spacing w:before="40" w:after="40"/>
+              <w:jc w:val="left"/>
+            </w:pPr>
+            <w:r>
+              <w:rPr>
+                <w:rFonts w:ascii="Microsoft JhengHei" w:hAnsi="Microsoft JhengHei"/>
+                <w:color w:val="333333"/>
+                <w:sz w:val="19"/>
+              </w:rPr>
+              <w:t>第 1 階 (主力)</w:t>
+            </w:r>
+          </w:p>
+        </w:tc>
+        <w:tc>
+          <w:tcPr>
+            <w:tcW w:type="dxa" w:w="2484"/>
+            <w:shd w:fill="FFFFFF"/>
+            <w:tcMar>
+              <w:top w:w="100" w:type="dxa"/>
+              <w:left w:w="120" w:type="dxa"/>
+              <w:bottom w:w="100" w:type="dxa"/>
+              <w:right w:w="120" w:type="dxa"/>
+            </w:tcMar>
+            <w:vAlign w:val="center"/>
+          </w:tcPr>
+          <w:p>
+            <w:pPr>
+              <w:spacing w:before="40" w:after="40"/>
+              <w:jc w:val="left"/>
+            </w:pPr>
+            <w:r>
+              <w:rPr>
+                <w:rFonts w:ascii="Microsoft JhengHei" w:hAnsi="Microsoft JhengHei"/>
+                <w:color w:val="333333"/>
+                <w:sz w:val="19"/>
+              </w:rPr>
+              <w:t>Google Cloud Vision API</w:t>
+            </w:r>
+          </w:p>
+        </w:tc>
+        <w:tc>
+          <w:tcPr>
+            <w:tcW w:type="dxa" w:w="2484"/>
+            <w:shd w:fill="FFFFFF"/>
+            <w:tcMar>
+              <w:top w:w="100" w:type="dxa"/>
+              <w:left w:w="120" w:type="dxa"/>
+              <w:bottom w:w="100" w:type="dxa"/>
+              <w:right w:w="120" w:type="dxa"/>
+            </w:tcMar>
+            <w:vAlign w:val="center"/>
+          </w:tcPr>
+          <w:p>
+            <w:pPr>
+              <w:spacing w:before="40" w:after="40"/>
+              <w:jc w:val="left"/>
+            </w:pPr>
+            <w:r>
+              <w:rPr>
+                <w:rFonts w:ascii="Microsoft JhengHei" w:hAnsi="Microsoft JhengHei"/>
+                <w:color w:val="333333"/>
+                <w:sz w:val="19"/>
+              </w:rPr>
+              <w:t>雙金鑰輪替，每月享 2,000 次高精度辨識</w:t>
+            </w:r>
+          </w:p>
+        </w:tc>
+        <w:tc>
+          <w:tcPr>
+            <w:tcW w:type="dxa" w:w="2484"/>
+            <w:shd w:fill="FFFFFF"/>
+            <w:tcMar>
+              <w:top w:w="100" w:type="dxa"/>
+              <w:left w:w="120" w:type="dxa"/>
+              <w:bottom w:w="100" w:type="dxa"/>
+              <w:right w:w="120" w:type="dxa"/>
+            </w:tcMar>
+            <w:vAlign w:val="center"/>
+          </w:tcPr>
+          <w:p>
+            <w:pPr>
+              <w:spacing w:before="40" w:after="40"/>
+              <w:jc w:val="left"/>
+            </w:pPr>
+            <w:r>
+              <w:rPr>
+                <w:rFonts w:ascii="Microsoft JhengHei" w:hAnsi="Microsoft JhengHei"/>
+                <w:color w:val="333333"/>
+                <w:sz w:val="19"/>
+              </w:rPr>
+              <w:t>設定 900 次安全切換閥值，達標自動換 Key</w:t>
+            </w:r>
+          </w:p>
+        </w:tc>
+      </w:tr>
+      <w:tr>
+        <w:tc>
+          <w:tcPr>
+            <w:tcW w:type="dxa" w:w="2484"/>
+            <w:shd w:fill="F8FAFC"/>
+            <w:tcMar>
+              <w:top w:w="100" w:type="dxa"/>
+              <w:left w:w="120" w:type="dxa"/>
+              <w:bottom w:w="100" w:type="dxa"/>
+              <w:right w:w="120" w:type="dxa"/>
+            </w:tcMar>
+            <w:vAlign w:val="center"/>
+          </w:tcPr>
+          <w:p>
+            <w:pPr>
+              <w:spacing w:before="40" w:after="40"/>
+              <w:jc w:val="left"/>
+            </w:pPr>
+            <w:r>
+              <w:rPr>
+                <w:rFonts w:ascii="Microsoft JhengHei" w:hAnsi="Microsoft JhengHei"/>
+                <w:color w:val="333333"/>
+                <w:sz w:val="19"/>
+              </w:rPr>
+              <w:t>第 2 階 (備援1)</w:t>
+            </w:r>
+          </w:p>
+        </w:tc>
+        <w:tc>
+          <w:tcPr>
+            <w:tcW w:type="dxa" w:w="2484"/>
+            <w:shd w:fill="F8FAFC"/>
+            <w:tcMar>
+              <w:top w:w="100" w:type="dxa"/>
+              <w:left w:w="120" w:type="dxa"/>
+              <w:bottom w:w="100" w:type="dxa"/>
+              <w:right w:w="120" w:type="dxa"/>
+            </w:tcMar>
+            <w:vAlign w:val="center"/>
+          </w:tcPr>
+          <w:p>
+            <w:pPr>
+              <w:spacing w:before="40" w:after="40"/>
+              <w:jc w:val="left"/>
+            </w:pPr>
+            <w:r>
+              <w:rPr>
+                <w:rFonts w:ascii="Microsoft JhengHei" w:hAnsi="Microsoft JhengHei"/>
+                <w:color w:val="333333"/>
+                <w:sz w:val="19"/>
+              </w:rPr>
+              <w:t>Gemini 3.6 Flash</w:t>
+            </w:r>
+          </w:p>
+        </w:tc>
+        <w:tc>
+          <w:tcPr>
+            <w:tcW w:type="dxa" w:w="2484"/>
+            <w:shd w:fill="F8FAFC"/>
+            <w:tcMar>
+              <w:top w:w="100" w:type="dxa"/>
+              <w:left w:w="120" w:type="dxa"/>
+              <w:bottom w:w="100" w:type="dxa"/>
+              <w:right w:w="120" w:type="dxa"/>
+            </w:tcMar>
+            <w:vAlign w:val="center"/>
+          </w:tcPr>
+          <w:p>
+            <w:pPr>
+              <w:spacing w:before="40" w:after="40"/>
+              <w:jc w:val="left"/>
+            </w:pPr>
+            <w:r>
+              <w:rPr>
+                <w:rFonts w:ascii="Microsoft JhengHei" w:hAnsi="Microsoft JhengHei"/>
+                <w:color w:val="333333"/>
+                <w:sz w:val="19"/>
+              </w:rPr>
+              <w:t>每日免費額度 20 次，高智能 OCR 語意理解</w:t>
+            </w:r>
+          </w:p>
+        </w:tc>
+        <w:tc>
+          <w:tcPr>
+            <w:tcW w:type="dxa" w:w="2484"/>
+            <w:shd w:fill="F8FAFC"/>
+            <w:tcMar>
+              <w:top w:w="100" w:type="dxa"/>
+              <w:left w:w="120" w:type="dxa"/>
+              <w:bottom w:w="100" w:type="dxa"/>
+              <w:right w:w="120" w:type="dxa"/>
+            </w:tcMar>
+            <w:vAlign w:val="center"/>
+          </w:tcPr>
+          <w:p>
+            <w:pPr>
+              <w:spacing w:before="40" w:after="40"/>
+              <w:jc w:val="left"/>
+            </w:pPr>
+            <w:r>
+              <w:rPr>
+                <w:rFonts w:ascii="Microsoft JhengHei" w:hAnsi="Microsoft JhengHei"/>
+                <w:color w:val="333333"/>
+                <w:sz w:val="19"/>
+              </w:rPr>
+              <w:t>Vision API 耗盡或錯誤時，自動無縫秒級接管</w:t>
+            </w:r>
+          </w:p>
+        </w:tc>
+      </w:tr>
+      <w:tr>
+        <w:tc>
+          <w:tcPr>
+            <w:tcW w:type="dxa" w:w="2484"/>
+            <w:shd w:fill="FFFFFF"/>
+            <w:tcMar>
+              <w:top w:w="100" w:type="dxa"/>
+              <w:left w:w="120" w:type="dxa"/>
+              <w:bottom w:w="100" w:type="dxa"/>
+              <w:right w:w="120" w:type="dxa"/>
+            </w:tcMar>
+            <w:vAlign w:val="center"/>
+          </w:tcPr>
+          <w:p>
+            <w:pPr>
+              <w:spacing w:before="40" w:after="40"/>
+              <w:jc w:val="left"/>
+            </w:pPr>
+            <w:r>
+              <w:rPr>
+                <w:rFonts w:ascii="Microsoft JhengHei" w:hAnsi="Microsoft JhengHei"/>
+                <w:color w:val="333333"/>
+                <w:sz w:val="19"/>
+              </w:rPr>
+              <w:t>第 3 階 (備援2)</w:t>
+            </w:r>
+          </w:p>
+        </w:tc>
+        <w:tc>
+          <w:tcPr>
+            <w:tcW w:type="dxa" w:w="2484"/>
+            <w:shd w:fill="FFFFFF"/>
+            <w:tcMar>
+              <w:top w:w="100" w:type="dxa"/>
+              <w:left w:w="120" w:type="dxa"/>
+              <w:bottom w:w="100" w:type="dxa"/>
+              <w:right w:w="120" w:type="dxa"/>
+            </w:tcMar>
+            <w:vAlign w:val="center"/>
+          </w:tcPr>
+          <w:p>
+            <w:pPr>
+              <w:spacing w:before="40" w:after="40"/>
+              <w:jc w:val="left"/>
+            </w:pPr>
+            <w:r>
+              <w:rPr>
+                <w:rFonts w:ascii="Microsoft JhengHei" w:hAnsi="Microsoft JhengHei"/>
+                <w:color w:val="333333"/>
+                <w:sz w:val="19"/>
+              </w:rPr>
+              <w:t>Gemini 3.5 Flash</w:t>
+            </w:r>
+          </w:p>
+        </w:tc>
+        <w:tc>
+          <w:tcPr>
+            <w:tcW w:type="dxa" w:w="2484"/>
+            <w:shd w:fill="FFFFFF"/>
+            <w:tcMar>
+              <w:top w:w="100" w:type="dxa"/>
+              <w:left w:w="120" w:type="dxa"/>
+              <w:bottom w:w="100" w:type="dxa"/>
+              <w:right w:w="120" w:type="dxa"/>
+            </w:tcMar>
+            <w:vAlign w:val="center"/>
+          </w:tcPr>
+          <w:p>
+            <w:pPr>
+              <w:spacing w:before="40" w:after="40"/>
+              <w:jc w:val="left"/>
+            </w:pPr>
+            <w:r>
+              <w:rPr>
+                <w:rFonts w:ascii="Microsoft JhengHei" w:hAnsi="Microsoft JhengHei"/>
+                <w:color w:val="333333"/>
+                <w:sz w:val="19"/>
+              </w:rPr>
+              <w:t>每日免費額度 20 次，快速視覺辨識備援</w:t>
+            </w:r>
+          </w:p>
+        </w:tc>
+        <w:tc>
+          <w:tcPr>
+            <w:tcW w:type="dxa" w:w="2484"/>
+            <w:shd w:fill="FFFFFF"/>
+            <w:tcMar>
+              <w:top w:w="100" w:type="dxa"/>
+              <w:left w:w="120" w:type="dxa"/>
+              <w:bottom w:w="100" w:type="dxa"/>
+              <w:right w:w="120" w:type="dxa"/>
+            </w:tcMar>
+            <w:vAlign w:val="center"/>
+          </w:tcPr>
+          <w:p>
+            <w:pPr>
+              <w:spacing w:before="40" w:after="40"/>
+              <w:jc w:val="left"/>
+            </w:pPr>
+            <w:r>
+              <w:rPr>
+                <w:rFonts w:ascii="Microsoft JhengHei" w:hAnsi="Microsoft JhengHei"/>
+                <w:color w:val="333333"/>
+                <w:sz w:val="19"/>
+              </w:rPr>
+              <w:t>3.6 Flash 滿載時自動順位降級調用</w:t>
+            </w:r>
+          </w:p>
+        </w:tc>
+      </w:tr>
+      <w:tr>
+        <w:tc>
+          <w:tcPr>
+            <w:tcW w:type="dxa" w:w="2484"/>
+            <w:shd w:fill="F8FAFC"/>
+            <w:tcMar>
+              <w:top w:w="100" w:type="dxa"/>
+              <w:left w:w="120" w:type="dxa"/>
+              <w:bottom w:w="100" w:type="dxa"/>
+              <w:right w:w="120" w:type="dxa"/>
+            </w:tcMar>
+            <w:vAlign w:val="center"/>
+          </w:tcPr>
+          <w:p>
+            <w:pPr>
+              <w:spacing w:before="40" w:after="40"/>
+              <w:jc w:val="left"/>
+            </w:pPr>
+            <w:r>
+              <w:rPr>
+                <w:rFonts w:ascii="Microsoft JhengHei" w:hAnsi="Microsoft JhengHei"/>
+                <w:color w:val="333333"/>
+                <w:sz w:val="19"/>
+              </w:rPr>
+              <w:t>第 4 階 (常態備援)</w:t>
+            </w:r>
+          </w:p>
+        </w:tc>
+        <w:tc>
+          <w:tcPr>
+            <w:tcW w:type="dxa" w:w="2484"/>
+            <w:shd w:fill="F8FAFC"/>
+            <w:tcMar>
+              <w:top w:w="100" w:type="dxa"/>
+              <w:left w:w="120" w:type="dxa"/>
+              <w:bottom w:w="100" w:type="dxa"/>
+              <w:right w:w="120" w:type="dxa"/>
+            </w:tcMar>
+            <w:vAlign w:val="center"/>
+          </w:tcPr>
+          <w:p>
+            <w:pPr>
+              <w:spacing w:before="40" w:after="40"/>
+              <w:jc w:val="left"/>
+            </w:pPr>
+            <w:r>
+              <w:rPr>
+                <w:rFonts w:ascii="Microsoft JhengHei" w:hAnsi="Microsoft JhengHei"/>
+                <w:color w:val="333333"/>
+                <w:sz w:val="19"/>
+              </w:rPr>
+              <w:t>Gemini Flash-Lite 系列</w:t>
+            </w:r>
+          </w:p>
+        </w:tc>
+        <w:tc>
+          <w:tcPr>
+            <w:tcW w:type="dxa" w:w="2484"/>
+            <w:shd w:fill="F8FAFC"/>
+            <w:tcMar>
+              <w:top w:w="100" w:type="dxa"/>
+              <w:left w:w="120" w:type="dxa"/>
+              <w:bottom w:w="100" w:type="dxa"/>
+              <w:right w:w="120" w:type="dxa"/>
+            </w:tcMar>
+            <w:vAlign w:val="center"/>
+          </w:tcPr>
+          <w:p>
+            <w:pPr>
+              <w:spacing w:before="40" w:after="40"/>
+              <w:jc w:val="left"/>
+            </w:pPr>
+            <w:r>
+              <w:rPr>
+                <w:rFonts w:ascii="Microsoft JhengHei" w:hAnsi="Microsoft JhengHei"/>
+                <w:color w:val="333333"/>
+                <w:sz w:val="19"/>
+              </w:rPr>
+              <w:t>每日高達 500 次呼叫額度 (3.5 / 3.1 lite)</w:t>
+            </w:r>
+          </w:p>
+        </w:tc>
+        <w:tc>
+          <w:tcPr>
+            <w:tcW w:type="dxa" w:w="2484"/>
+            <w:shd w:fill="F8FAFC"/>
+            <w:tcMar>
+              <w:top w:w="100" w:type="dxa"/>
+              <w:left w:w="120" w:type="dxa"/>
+              <w:bottom w:w="100" w:type="dxa"/>
+              <w:right w:w="120" w:type="dxa"/>
+            </w:tcMar>
+            <w:vAlign w:val="center"/>
+          </w:tcPr>
+          <w:p>
+            <w:pPr>
+              <w:spacing w:before="40" w:after="40"/>
+              <w:jc w:val="left"/>
+            </w:pPr>
+            <w:r>
+              <w:rPr>
+                <w:rFonts w:ascii="Microsoft JhengHei" w:hAnsi="Microsoft JhengHei"/>
+                <w:color w:val="333333"/>
+                <w:sz w:val="19"/>
+              </w:rPr>
+              <w:t>大出貨量保底機制，確保系統 24H 永不卡單</w:t>
+            </w:r>
+          </w:p>
+        </w:tc>
+      </w:tr>
+    </w:tbl>
+    <w:p>
+      <w:pPr>
+        <w:spacing w:before="280" w:after="120"/>
       </w:pPr>
       <w:r>
-        <w:t>3. 操作流程</w:t>
-      </w:r>
-    </w:p>
-    <w:p>
-      <w:r>
-        <w:t>1. 點擊「掃描 QR」或手動輸入三合一單上的資訊。</w:t>
-      </w:r>
-    </w:p>
-    <w:p>
-      <w:r>
-        <w:t>2. 點擊「拍攝 COA」拍攝出貨單上的批號資訊。</w:t>
-      </w:r>
-    </w:p>
-    <w:p>
-      <w:r>
-        <w:t>3. 點擊「拍攝 T100」拍攝地磅螢幕畫面。</w:t>
-      </w:r>
-    </w:p>
-    <w:p>
-      <w:r>
-        <w:t>4. 點擊「智能驗證並上傳」，系統將自動辨識並核對批號與地點。核對成功後自動存檔至 Data.xlsx 報表。</w:t>
+        <w:rPr>
+          <w:rFonts w:ascii="Microsoft JhengHei" w:hAnsi="Microsoft JhengHei"/>
+          <w:b/>
+          <w:color w:val="0F2A4A"/>
+          <w:sz w:val="28"/>
+        </w:rPr>
+        <w:t>二、 核心核對邏輯與防呆演算法剖析</w:t>
       </w:r>
     </w:p>
     <w:p>
       <w:pPr>
-        <w:pStyle w:val="Heading1"/>
+        <w:spacing w:line="300" w:lineRule="auto" w:after="120"/>
       </w:pPr>
       <w:r>
-        <w:t>4. 異常與主管放行</w:t>
+        <w:t>系統核對核心函式為 processFormAndVerify_V10(formObject)。前端提交包含【QR Code 資訊】、【COA 照片 Base64】及【地磅螢幕照片 Base64】。伺服器端必須通過嚴格的「四重關卡」同時命中，才判定為成功並寫入 Data 試算表；任一項不符即駁回並精準提示錯誤。</w:t>
       </w:r>
     </w:p>
     <w:p>
+      <w:pPr>
+        <w:spacing w:before="160" w:after="40"/>
+        <w:jc w:val="center"/>
+      </w:pPr>
       <w:r>
-        <w:t>若連續核對失敗達三次，畫面會出現「申請主管密碼放行」按鈕。點擊後系統會發送警報，主管需透過後台演算法產生 6 位數密碼，交由現場人員輸入後方可放行。</w:t>
+        <w:drawing>
+          <wp:inline xmlns:a="http://schemas.openxmlformats.org/drawingml/2006/main" xmlns:pic="http://schemas.openxmlformats.org/drawingml/2006/picture">
+            <wp:extent cx="5669280" cy="4004683"/>
+            <wp:docPr id="1" name="Picture 1"/>
+            <wp:cNvGraphicFramePr>
+              <a:graphicFrameLocks noChangeAspect="1"/>
+            </wp:cNvGraphicFramePr>
+            <a:graphic>
+              <a:graphicData uri="http://schemas.openxmlformats.org/drawingml/2006/picture">
+                <pic:pic>
+                  <pic:nvPicPr>
+                    <pic:cNvPr id="0" name="核對邏輯流程圖.png"/>
+                    <pic:cNvPicPr/>
+                  </pic:nvPicPr>
+                  <pic:blipFill>
+                    <a:blip r:embed="rId9"/>
+                    <a:stretch>
+                      <a:fillRect/>
+                    </a:stretch>
+                  </pic:blipFill>
+                  <pic:spPr>
+                    <a:xfrm>
+                      <a:off x="0" y="0"/>
+                      <a:ext cx="5669280" cy="4004683"/>
+                    </a:xfrm>
+                    <a:prstGeom prst="rect"/>
+                  </pic:spPr>
+                </pic:pic>
+              </a:graphicData>
+            </a:graphic>
+          </wp:inline>
+        </w:drawing>
       </w:r>
+    </w:p>
+    <w:p>
+      <w:pPr>
+        <w:spacing w:before="40" w:after="200"/>
+        <w:jc w:val="center"/>
+      </w:pPr>
+      <w:r>
+        <w:rPr>
+          <w:rFonts w:ascii="Microsoft JhengHei" w:hAnsi="Microsoft JhengHei"/>
+          <w:b/>
+          <w:color w:val="555555"/>
+          <w:sz w:val="19"/>
+        </w:rPr>
+        <w:t>▲ 圖 2-1：台積三合一單與 COA 雙重核對系統四道檢驗關卡核心決策流程圖</w:t>
+      </w:r>
+    </w:p>
+    <w:tbl>
+      <w:tblPr>
+        <w:tblW w:type="auto" w:w="0"/>
+        <w:jc w:val="center"/>
+        <w:tblLook w:firstColumn="1" w:firstRow="1" w:lastColumn="0" w:lastRow="0" w:noHBand="0" w:noVBand="1" w:val="04A0"/>
+      </w:tblPr>
+      <w:tblGrid>
+        <w:gridCol w:w="2484"/>
+        <w:gridCol w:w="2484"/>
+        <w:gridCol w:w="2484"/>
+        <w:gridCol w:w="2484"/>
+      </w:tblGrid>
+      <w:tr>
+        <w:tc>
+          <w:tcPr>
+            <w:tcW w:type="dxa" w:w="2484"/>
+            <w:shd w:fill="1E3A8A"/>
+            <w:tcMar>
+              <w:top w:w="120" w:type="dxa"/>
+              <w:left w:w="140" w:type="dxa"/>
+              <w:bottom w:w="120" w:type="dxa"/>
+              <w:right w:w="140" w:type="dxa"/>
+            </w:tcMar>
+          </w:tcPr>
+          <w:p>
+            <w:pPr>
+              <w:spacing w:before="40" w:after="40"/>
+              <w:jc w:val="center"/>
+            </w:pPr>
+            <w:r>
+              <w:rPr>
+                <w:rFonts w:ascii="Microsoft JhengHei" w:hAnsi="Microsoft JhengHei"/>
+                <w:b/>
+                <w:color w:val="FFFFFF"/>
+                <w:sz w:val="20"/>
+              </w:rPr>
+              <w:t>核對關卡</w:t>
+            </w:r>
+          </w:p>
+        </w:tc>
+        <w:tc>
+          <w:tcPr>
+            <w:tcW w:type="dxa" w:w="2484"/>
+            <w:shd w:fill="1E3A8A"/>
+            <w:tcMar>
+              <w:top w:w="120" w:type="dxa"/>
+              <w:left w:w="140" w:type="dxa"/>
+              <w:bottom w:w="120" w:type="dxa"/>
+              <w:right w:w="140" w:type="dxa"/>
+            </w:tcMar>
+          </w:tcPr>
+          <w:p>
+            <w:pPr>
+              <w:spacing w:before="40" w:after="40"/>
+              <w:jc w:val="center"/>
+            </w:pPr>
+            <w:r>
+              <w:rPr>
+                <w:rFonts w:ascii="Microsoft JhengHei" w:hAnsi="Microsoft JhengHei"/>
+                <w:b/>
+                <w:color w:val="FFFFFF"/>
+                <w:sz w:val="20"/>
+              </w:rPr>
+              <w:t>比對標的與函式</w:t>
+            </w:r>
+          </w:p>
+        </w:tc>
+        <w:tc>
+          <w:tcPr>
+            <w:tcW w:type="dxa" w:w="2484"/>
+            <w:shd w:fill="1E3A8A"/>
+            <w:tcMar>
+              <w:top w:w="120" w:type="dxa"/>
+              <w:left w:w="140" w:type="dxa"/>
+              <w:bottom w:w="120" w:type="dxa"/>
+              <w:right w:w="140" w:type="dxa"/>
+            </w:tcMar>
+          </w:tcPr>
+          <w:p>
+            <w:pPr>
+              <w:spacing w:before="40" w:after="40"/>
+              <w:jc w:val="center"/>
+            </w:pPr>
+            <w:r>
+              <w:rPr>
+                <w:rFonts w:ascii="Microsoft JhengHei" w:hAnsi="Microsoft JhengHei"/>
+                <w:b/>
+                <w:color w:val="FFFFFF"/>
+                <w:sz w:val="20"/>
+              </w:rPr>
+              <w:t>核心判讀演算法</w:t>
+            </w:r>
+          </w:p>
+        </w:tc>
+        <w:tc>
+          <w:tcPr>
+            <w:tcW w:type="dxa" w:w="2484"/>
+            <w:shd w:fill="1E3A8A"/>
+            <w:tcMar>
+              <w:top w:w="120" w:type="dxa"/>
+              <w:left w:w="140" w:type="dxa"/>
+              <w:bottom w:w="120" w:type="dxa"/>
+              <w:right w:w="140" w:type="dxa"/>
+            </w:tcMar>
+          </w:tcPr>
+          <w:p>
+            <w:pPr>
+              <w:spacing w:before="40" w:after="40"/>
+              <w:jc w:val="center"/>
+            </w:pPr>
+            <w:r>
+              <w:rPr>
+                <w:rFonts w:ascii="Microsoft JhengHei" w:hAnsi="Microsoft JhengHei"/>
+                <w:b/>
+                <w:color w:val="FFFFFF"/>
+                <w:sz w:val="20"/>
+              </w:rPr>
+              <w:t>防呆與容錯設計</w:t>
+            </w:r>
+          </w:p>
+        </w:tc>
+      </w:tr>
+      <w:tr>
+        <w:tc>
+          <w:tcPr>
+            <w:tcW w:type="dxa" w:w="2484"/>
+            <w:shd w:fill="FFFFFF"/>
+            <w:tcMar>
+              <w:top w:w="100" w:type="dxa"/>
+              <w:left w:w="120" w:type="dxa"/>
+              <w:bottom w:w="100" w:type="dxa"/>
+              <w:right w:w="120" w:type="dxa"/>
+            </w:tcMar>
+            <w:vAlign w:val="center"/>
+          </w:tcPr>
+          <w:p>
+            <w:pPr>
+              <w:spacing w:before="40" w:after="40"/>
+              <w:jc w:val="left"/>
+            </w:pPr>
+            <w:r>
+              <w:rPr>
+                <w:rFonts w:ascii="Microsoft JhengHei" w:hAnsi="Microsoft JhengHei"/>
+                <w:color w:val="333333"/>
+                <w:sz w:val="19"/>
+              </w:rPr>
+              <w:t>關卡 1：</w:t>
+              <w:br/>
+              <w:t>COA 批號核對</w:t>
+            </w:r>
+          </w:p>
+        </w:tc>
+        <w:tc>
+          <w:tcPr>
+            <w:tcW w:type="dxa" w:w="2484"/>
+            <w:shd w:fill="FFFFFF"/>
+            <w:tcMar>
+              <w:top w:w="100" w:type="dxa"/>
+              <w:left w:w="120" w:type="dxa"/>
+              <w:bottom w:w="100" w:type="dxa"/>
+              <w:right w:w="120" w:type="dxa"/>
+            </w:tcMar>
+            <w:vAlign w:val="center"/>
+          </w:tcPr>
+          <w:p>
+            <w:pPr>
+              <w:spacing w:before="40" w:after="40"/>
+              <w:jc w:val="left"/>
+            </w:pPr>
+            <w:r>
+              <w:rPr>
+                <w:rFonts w:ascii="Microsoft JhengHei" w:hAnsi="Microsoft JhengHei"/>
+                <w:color w:val="333333"/>
+                <w:sz w:val="19"/>
+              </w:rPr>
+              <w:t>COA 照片 OCR文字</w:t>
+              <w:br/>
+              <w:t>vs</w:t>
+              <w:br/>
+              <w:t>QR 目標批號</w:t>
+              <w:br/>
+              <w:t>(advancedFuzzyCheck)</w:t>
+            </w:r>
+          </w:p>
+        </w:tc>
+        <w:tc>
+          <w:tcPr>
+            <w:tcW w:type="dxa" w:w="2484"/>
+            <w:shd w:fill="FFFFFF"/>
+            <w:tcMar>
+              <w:top w:w="100" w:type="dxa"/>
+              <w:left w:w="120" w:type="dxa"/>
+              <w:bottom w:w="100" w:type="dxa"/>
+              <w:right w:w="120" w:type="dxa"/>
+            </w:tcMar>
+            <w:vAlign w:val="center"/>
+          </w:tcPr>
+          <w:p>
+            <w:pPr>
+              <w:spacing w:before="40" w:after="40"/>
+              <w:jc w:val="left"/>
+            </w:pPr>
+            <w:r>
+              <w:rPr>
+                <w:rFonts w:ascii="Microsoft JhengHei" w:hAnsi="Microsoft JhengHei"/>
+                <w:color w:val="333333"/>
+                <w:sz w:val="19"/>
+              </w:rPr>
+              <w:t>1. 長度&gt;=11碼時自動截取 1~11 碼主批號。</w:t>
+              <w:br/>
+              <w:t>2. 去除所有空白與橫線。</w:t>
+              <w:br/>
+              <w:t>3. 字元易混淆替換 (3↔5, 8↔B, O↔0, I↔1, Z↔2, S↔5)。</w:t>
+            </w:r>
+          </w:p>
+        </w:tc>
+        <w:tc>
+          <w:tcPr>
+            <w:tcW w:type="dxa" w:w="2484"/>
+            <w:shd w:fill="FFFFFF"/>
+            <w:tcMar>
+              <w:top w:w="100" w:type="dxa"/>
+              <w:left w:w="120" w:type="dxa"/>
+              <w:bottom w:w="100" w:type="dxa"/>
+              <w:right w:w="120" w:type="dxa"/>
+            </w:tcMar>
+            <w:vAlign w:val="center"/>
+          </w:tcPr>
+          <w:p>
+            <w:pPr>
+              <w:spacing w:before="40" w:after="40"/>
+              <w:jc w:val="left"/>
+            </w:pPr>
+            <w:r>
+              <w:rPr>
+                <w:rFonts w:ascii="Microsoft JhengHei" w:hAnsi="Microsoft JhengHei"/>
+                <w:color w:val="333333"/>
+                <w:sz w:val="19"/>
+              </w:rPr>
+              <w:t>防止檢驗人員拿錯隔壁槽或前一車次的 COA 報告；相容紙張陰影與摺痕辨識瑕疵。</w:t>
+            </w:r>
+          </w:p>
+        </w:tc>
+      </w:tr>
+      <w:tr>
+        <w:tc>
+          <w:tcPr>
+            <w:tcW w:type="dxa" w:w="2484"/>
+            <w:shd w:fill="F8FAFC"/>
+            <w:tcMar>
+              <w:top w:w="100" w:type="dxa"/>
+              <w:left w:w="120" w:type="dxa"/>
+              <w:bottom w:w="100" w:type="dxa"/>
+              <w:right w:w="120" w:type="dxa"/>
+            </w:tcMar>
+            <w:vAlign w:val="center"/>
+          </w:tcPr>
+          <w:p>
+            <w:pPr>
+              <w:spacing w:before="40" w:after="40"/>
+              <w:jc w:val="left"/>
+            </w:pPr>
+            <w:r>
+              <w:rPr>
+                <w:rFonts w:ascii="Microsoft JhengHei" w:hAnsi="Microsoft JhengHei"/>
+                <w:color w:val="333333"/>
+                <w:sz w:val="19"/>
+              </w:rPr>
+              <w:t>關卡 2：</w:t>
+              <w:br/>
+              <w:t>送達地點核對</w:t>
+            </w:r>
+          </w:p>
+        </w:tc>
+        <w:tc>
+          <w:tcPr>
+            <w:tcW w:type="dxa" w:w="2484"/>
+            <w:shd w:fill="F8FAFC"/>
+            <w:tcMar>
+              <w:top w:w="100" w:type="dxa"/>
+              <w:left w:w="120" w:type="dxa"/>
+              <w:bottom w:w="100" w:type="dxa"/>
+              <w:right w:w="120" w:type="dxa"/>
+            </w:tcMar>
+            <w:vAlign w:val="center"/>
+          </w:tcPr>
+          <w:p>
+            <w:pPr>
+              <w:spacing w:before="40" w:after="40"/>
+              <w:jc w:val="left"/>
+            </w:pPr>
+            <w:r>
+              <w:rPr>
+                <w:rFonts w:ascii="Microsoft JhengHei" w:hAnsi="Microsoft JhengHei"/>
+                <w:color w:val="333333"/>
+                <w:sz w:val="19"/>
+              </w:rPr>
+              <w:t>地磅照片 OCR文字</w:t>
+              <w:br/>
+              <w:t>vs</w:t>
+              <w:br/>
+              <w:t>目標送達地點</w:t>
+              <w:br/>
+              <w:t>(smartLocationCheck)</w:t>
+            </w:r>
+          </w:p>
+        </w:tc>
+        <w:tc>
+          <w:tcPr>
+            <w:tcW w:type="dxa" w:w="2484"/>
+            <w:shd w:fill="F8FAFC"/>
+            <w:tcMar>
+              <w:top w:w="100" w:type="dxa"/>
+              <w:left w:w="120" w:type="dxa"/>
+              <w:bottom w:w="100" w:type="dxa"/>
+              <w:right w:w="120" w:type="dxa"/>
+            </w:tcMar>
+            <w:vAlign w:val="center"/>
+          </w:tcPr>
+          <w:p>
+            <w:pPr>
+              <w:spacing w:before="40" w:after="40"/>
+              <w:jc w:val="left"/>
+            </w:pPr>
+            <w:r>
+              <w:rPr>
+                <w:rFonts w:ascii="Microsoft JhengHei" w:hAnsi="Microsoft JhengHei"/>
+                <w:color w:val="333333"/>
+                <w:sz w:val="19"/>
+              </w:rPr>
+              <w:t>1. 自動剔除開頭 'E' (例如 EF180183B → F180183B)。</w:t>
+              <w:br/>
+              <w:t>2. 核心 8 碼拆分：前4碼廠別(F180) + 後4碼廠區(183B)。</w:t>
+              <w:br/>
+              <w:t>3. OCR 內文必須同時包含前4碼與後4碼。</w:t>
+              <w:br/>
+              <w:t>4. 反光 2 與 3 雙向容錯。</w:t>
+            </w:r>
+          </w:p>
+        </w:tc>
+        <w:tc>
+          <w:tcPr>
+            <w:tcW w:type="dxa" w:w="2484"/>
+            <w:shd w:fill="F8FAFC"/>
+            <w:tcMar>
+              <w:top w:w="100" w:type="dxa"/>
+              <w:left w:w="120" w:type="dxa"/>
+              <w:bottom w:w="100" w:type="dxa"/>
+              <w:right w:w="120" w:type="dxa"/>
+            </w:tcMar>
+            <w:vAlign w:val="center"/>
+          </w:tcPr>
+          <w:p>
+            <w:pPr>
+              <w:spacing w:before="40" w:after="40"/>
+              <w:jc w:val="left"/>
+            </w:pPr>
+            <w:r>
+              <w:rPr>
+                <w:rFonts w:ascii="Microsoft JhengHei" w:hAnsi="Microsoft JhengHei"/>
+                <w:color w:val="333333"/>
+                <w:sz w:val="19"/>
+              </w:rPr>
+              <w:t>徹底避免台積電不同廠別（如 F18 與 F14）或廠區代碼混淆跑錯門口。</w:t>
+            </w:r>
+          </w:p>
+        </w:tc>
+      </w:tr>
+      <w:tr>
+        <w:tc>
+          <w:tcPr>
+            <w:tcW w:type="dxa" w:w="2484"/>
+            <w:shd w:fill="FFFFFF"/>
+            <w:tcMar>
+              <w:top w:w="100" w:type="dxa"/>
+              <w:left w:w="120" w:type="dxa"/>
+              <w:bottom w:w="100" w:type="dxa"/>
+              <w:right w:w="120" w:type="dxa"/>
+            </w:tcMar>
+            <w:vAlign w:val="center"/>
+          </w:tcPr>
+          <w:p>
+            <w:pPr>
+              <w:spacing w:before="40" w:after="40"/>
+              <w:jc w:val="left"/>
+            </w:pPr>
+            <w:r>
+              <w:rPr>
+                <w:rFonts w:ascii="Microsoft JhengHei" w:hAnsi="Microsoft JhengHei"/>
+                <w:color w:val="333333"/>
+                <w:sz w:val="19"/>
+              </w:rPr>
+              <w:t>關卡 3：</w:t>
+              <w:br/>
+              <w:t>地磅槽號核對</w:t>
+            </w:r>
+          </w:p>
+        </w:tc>
+        <w:tc>
+          <w:tcPr>
+            <w:tcW w:type="dxa" w:w="2484"/>
+            <w:shd w:fill="FFFFFF"/>
+            <w:tcMar>
+              <w:top w:w="100" w:type="dxa"/>
+              <w:left w:w="120" w:type="dxa"/>
+              <w:bottom w:w="100" w:type="dxa"/>
+              <w:right w:w="120" w:type="dxa"/>
+            </w:tcMar>
+            <w:vAlign w:val="center"/>
+          </w:tcPr>
+          <w:p>
+            <w:pPr>
+              <w:spacing w:before="40" w:after="40"/>
+              <w:jc w:val="left"/>
+            </w:pPr>
+            <w:r>
+              <w:rPr>
+                <w:rFonts w:ascii="Microsoft JhengHei" w:hAnsi="Microsoft JhengHei"/>
+                <w:color w:val="333333"/>
+                <w:sz w:val="19"/>
+              </w:rPr>
+              <w:t>地磅照片 OCR文字</w:t>
+              <w:br/>
+              <w:t>vs</w:t>
+              <w:br/>
+              <w:t>目標槽號</w:t>
+              <w:br/>
+              <w:t>(advancedFuzzyCheck)</w:t>
+            </w:r>
+          </w:p>
+        </w:tc>
+        <w:tc>
+          <w:tcPr>
+            <w:tcW w:type="dxa" w:w="2484"/>
+            <w:shd w:fill="FFFFFF"/>
+            <w:tcMar>
+              <w:top w:w="100" w:type="dxa"/>
+              <w:left w:w="120" w:type="dxa"/>
+              <w:bottom w:w="100" w:type="dxa"/>
+              <w:right w:w="120" w:type="dxa"/>
+            </w:tcMar>
+            <w:vAlign w:val="center"/>
+          </w:tcPr>
+          <w:p>
+            <w:pPr>
+              <w:spacing w:before="40" w:after="40"/>
+              <w:jc w:val="left"/>
+            </w:pPr>
+            <w:r>
+              <w:rPr>
+                <w:rFonts w:ascii="Microsoft JhengHei" w:hAnsi="Microsoft JhengHei"/>
+                <w:color w:val="333333"/>
+                <w:sz w:val="19"/>
+              </w:rPr>
+              <w:t>★ 獨家批號反干擾演算法：</w:t>
+              <w:br/>
+              <w:t>槽號(如 18P3B、E44) 字元短，易被地磅長批號中的連續字母數字誤判。</w:t>
+              <w:br/>
+              <w:t>系統比對前先自地磅 OCR 中將目標批號抽離挖空，再比對槽號。</w:t>
+            </w:r>
+          </w:p>
+        </w:tc>
+        <w:tc>
+          <w:tcPr>
+            <w:tcW w:type="dxa" w:w="2484"/>
+            <w:shd w:fill="FFFFFF"/>
+            <w:tcMar>
+              <w:top w:w="100" w:type="dxa"/>
+              <w:left w:w="120" w:type="dxa"/>
+              <w:bottom w:w="100" w:type="dxa"/>
+              <w:right w:w="120" w:type="dxa"/>
+            </w:tcMar>
+            <w:vAlign w:val="center"/>
+          </w:tcPr>
+          <w:p>
+            <w:pPr>
+              <w:spacing w:before="40" w:after="40"/>
+              <w:jc w:val="left"/>
+            </w:pPr>
+            <w:r>
+              <w:rPr>
+                <w:rFonts w:ascii="Microsoft JhengHei" w:hAnsi="Microsoft JhengHei"/>
+                <w:color w:val="333333"/>
+                <w:sz w:val="19"/>
+              </w:rPr>
+              <w:t>杜絕長批號內部剛好含有槽號字元時產生的「假陽性」命中，百分之百精確。</w:t>
+            </w:r>
+          </w:p>
+        </w:tc>
+      </w:tr>
+      <w:tr>
+        <w:tc>
+          <w:tcPr>
+            <w:tcW w:type="dxa" w:w="2484"/>
+            <w:shd w:fill="F8FAFC"/>
+            <w:tcMar>
+              <w:top w:w="100" w:type="dxa"/>
+              <w:left w:w="120" w:type="dxa"/>
+              <w:bottom w:w="100" w:type="dxa"/>
+              <w:right w:w="120" w:type="dxa"/>
+            </w:tcMar>
+            <w:vAlign w:val="center"/>
+          </w:tcPr>
+          <w:p>
+            <w:pPr>
+              <w:spacing w:before="40" w:after="40"/>
+              <w:jc w:val="left"/>
+            </w:pPr>
+            <w:r>
+              <w:rPr>
+                <w:rFonts w:ascii="Microsoft JhengHei" w:hAnsi="Microsoft JhengHei"/>
+                <w:color w:val="333333"/>
+                <w:sz w:val="19"/>
+              </w:rPr>
+              <w:t>關卡 4：</w:t>
+              <w:br/>
+              <w:t>地磅畫面批號</w:t>
+            </w:r>
+          </w:p>
+        </w:tc>
+        <w:tc>
+          <w:tcPr>
+            <w:tcW w:type="dxa" w:w="2484"/>
+            <w:shd w:fill="F8FAFC"/>
+            <w:tcMar>
+              <w:top w:w="100" w:type="dxa"/>
+              <w:left w:w="120" w:type="dxa"/>
+              <w:bottom w:w="100" w:type="dxa"/>
+              <w:right w:w="120" w:type="dxa"/>
+            </w:tcMar>
+            <w:vAlign w:val="center"/>
+          </w:tcPr>
+          <w:p>
+            <w:pPr>
+              <w:spacing w:before="40" w:after="40"/>
+              <w:jc w:val="left"/>
+            </w:pPr>
+            <w:r>
+              <w:rPr>
+                <w:rFonts w:ascii="Microsoft JhengHei" w:hAnsi="Microsoft JhengHei"/>
+                <w:color w:val="333333"/>
+                <w:sz w:val="19"/>
+              </w:rPr>
+              <w:t>地磅照片 OCR文字</w:t>
+              <w:br/>
+              <w:t>vs</w:t>
+              <w:br/>
+              <w:t>目標出貨批號</w:t>
+              <w:br/>
+              <w:t>(advancedFuzzyCheck)</w:t>
+            </w:r>
+          </w:p>
+        </w:tc>
+        <w:tc>
+          <w:tcPr>
+            <w:tcW w:type="dxa" w:w="2484"/>
+            <w:shd w:fill="F8FAFC"/>
+            <w:tcMar>
+              <w:top w:w="100" w:type="dxa"/>
+              <w:left w:w="120" w:type="dxa"/>
+              <w:bottom w:w="100" w:type="dxa"/>
+              <w:right w:w="120" w:type="dxa"/>
+            </w:tcMar>
+            <w:vAlign w:val="center"/>
+          </w:tcPr>
+          <w:p>
+            <w:pPr>
+              <w:spacing w:before="40" w:after="40"/>
+              <w:jc w:val="left"/>
+            </w:pPr>
+            <w:r>
+              <w:rPr>
+                <w:rFonts w:ascii="Microsoft JhengHei" w:hAnsi="Microsoft JhengHei"/>
+                <w:color w:val="333333"/>
+                <w:sz w:val="19"/>
+              </w:rPr>
+              <w:t>地磅系統當前掛入之磅單車次，其顯示之生產批號必須與 QR Code 批號一致。</w:t>
+            </w:r>
+          </w:p>
+        </w:tc>
+        <w:tc>
+          <w:tcPr>
+            <w:tcW w:type="dxa" w:w="2484"/>
+            <w:shd w:fill="F8FAFC"/>
+            <w:tcMar>
+              <w:top w:w="100" w:type="dxa"/>
+              <w:left w:w="120" w:type="dxa"/>
+              <w:bottom w:w="100" w:type="dxa"/>
+              <w:right w:w="120" w:type="dxa"/>
+            </w:tcMar>
+            <w:vAlign w:val="center"/>
+          </w:tcPr>
+          <w:p>
+            <w:pPr>
+              <w:spacing w:before="40" w:after="40"/>
+              <w:jc w:val="left"/>
+            </w:pPr>
+            <w:r>
+              <w:rPr>
+                <w:rFonts w:ascii="Microsoft JhengHei" w:hAnsi="Microsoft JhengHei"/>
+                <w:color w:val="333333"/>
+                <w:sz w:val="19"/>
+              </w:rPr>
+              <w:t>防止地磅員刷錯單、掛錯車次或槽車提早過磅導致資料錯置。</w:t>
+            </w:r>
+          </w:p>
+        </w:tc>
+      </w:tr>
+    </w:tbl>
+    <w:p>
+      <w:pPr>
+        <w:spacing w:before="160" w:after="80"/>
+      </w:pPr>
+      <w:r>
+        <w:rPr>
+          <w:rFonts w:ascii="Microsoft JhengHei" w:hAnsi="Microsoft JhengHei"/>
+          <w:b/>
+          <w:color w:val="002060"/>
+          <w:sz w:val="23"/>
+        </w:rPr>
+        <w:t>★ 單號智慧抽取與雙月自動滾動建檔</w:t>
+      </w:r>
+    </w:p>
+    <w:p>
+      <w:pPr>
+        <w:spacing w:line="288" w:lineRule="auto" w:after="120"/>
+      </w:pPr>
+      <w:r>
+        <w:t>1. 單號自動正則抽取：</w:t>
+        <w:br/>
+        <w:t xml:space="preserve">   - 來源單號：正則表達式 \b(ESXM1[A-Z0-9\-]+) 自動捕捉。</w:t>
+        <w:br/>
+        <w:t xml:space="preserve">   - 磅單編號：正則表達式 \b(ESXM2[A-Z0-9\-]+) 或 (?:單據編號|單據)[^\w\d]*([A-Z0-9\-]+) 自動捕捉。</w:t>
+        <w:br/>
+        <w:t>2. 雙月自動分頁歸檔 (getTargetSheetName)：</w:t>
+        <w:br/>
+        <w:t xml:space="preserve">   - 系統依當月月份自動建立如「Data_2026_09-10」分頁，每兩個月滾動開啟新工作表，避免破萬筆資料拖慢 Google 試算表查詢速度。</w:t>
+        <w:br/>
+        <w:t>3. 雲端硬碟高清直存：</w:t>
+        <w:br/>
+        <w:t xml:space="preserve">   - 核對成功後，COA 照片與地磅照片自動轉換為二進位 Blob 存入指定 Google Drive 資料夾，並將直連檢視 URL 寫入試算表。</w:t>
+      </w:r>
+    </w:p>
+    <w:p>
+      <w:pPr>
+        <w:spacing w:before="280" w:after="120"/>
+      </w:pPr>
+      <w:r>
+        <w:rPr>
+          <w:rFonts w:ascii="Microsoft JhengHei" w:hAnsi="Microsoft JhengHei"/>
+          <w:b/>
+          <w:color w:val="0F2A4A"/>
+          <w:sz w:val="28"/>
+        </w:rPr>
+        <w:t>三、 現場人員線上標準作業手冊 (SOP)</w:t>
+      </w:r>
+    </w:p>
+    <w:p>
+      <w:pPr>
+        <w:spacing w:before="120" w:after="40"/>
+      </w:pPr>
+      <w:r>
+        <w:rPr>
+          <w:rFonts w:ascii="Microsoft JhengHei" w:hAnsi="Microsoft JhengHei"/>
+          <w:b/>
+          <w:color w:val="1E3A8A"/>
+          <w:sz w:val="22"/>
+        </w:rPr>
+        <w:t>步驟 1：開啟系統並載入出貨資料</w:t>
+      </w:r>
+    </w:p>
+    <w:p>
+      <w:pPr>
+        <w:pStyle w:val="ListBullet"/>
+        <w:spacing w:after="40"/>
+      </w:pPr>
+      <w:r>
+        <w:rPr>
+          <w:rFonts w:ascii="Microsoft JhengHei" w:hAnsi="Microsoft JhengHei"/>
+          <w:sz w:val="20"/>
+        </w:rPr>
+        <w:t>• 使用手機 Chrome、Safari 或平板開啟 GAS Web App 連結。</w:t>
+      </w:r>
+    </w:p>
+    <w:p>
+      <w:pPr>
+        <w:pStyle w:val="ListBullet"/>
+        <w:spacing w:after="40"/>
+      </w:pPr>
+      <w:r>
+        <w:rPr>
+          <w:rFonts w:ascii="Microsoft JhengHei" w:hAnsi="Microsoft JhengHei"/>
+          <w:sz w:val="20"/>
+        </w:rPr>
+        <w:t>• 方式 A (推薦 - 掃描 QR)：點擊頂部藍色【掃描 QR】按鈕，鏡頭對準三合一單上方 QR Code，1 秒內自動填入料號、槽號、批號、供應商與地點。</w:t>
+      </w:r>
+    </w:p>
+    <w:p>
+      <w:pPr>
+        <w:pStyle w:val="ListBullet"/>
+        <w:spacing w:after="40"/>
+      </w:pPr>
+      <w:r>
+        <w:rPr>
+          <w:rFonts w:ascii="Microsoft JhengHei" w:hAnsi="Microsoft JhengHei"/>
+          <w:sz w:val="20"/>
+        </w:rPr>
+        <w:t>• 方式 B (備用 - AI 讀單)：若 QR Code 污損，點擊紫色【AI 讀單】對準三合一單紙本標籤拍照，AI 自動以正則解析並帶入表單。</w:t>
+      </w:r>
+    </w:p>
+    <w:p>
+      <w:pPr>
+        <w:spacing w:before="120" w:after="40"/>
+      </w:pPr>
+      <w:r>
+        <w:rPr>
+          <w:rFonts w:ascii="Microsoft JhengHei" w:hAnsi="Microsoft JhengHei"/>
+          <w:b/>
+          <w:color w:val="1E3A8A"/>
+          <w:sz w:val="22"/>
+        </w:rPr>
+        <w:t>步驟 2：拍攝 COA 檢驗報告照片</w:t>
+      </w:r>
+    </w:p>
+    <w:p>
+      <w:pPr>
+        <w:pStyle w:val="ListBullet"/>
+        <w:spacing w:after="40"/>
+      </w:pPr>
+      <w:r>
+        <w:rPr>
+          <w:rFonts w:ascii="Microsoft JhengHei" w:hAnsi="Microsoft JhengHei"/>
+          <w:sz w:val="20"/>
+        </w:rPr>
+        <w:t>• 點擊『📷 1. 拍攝 COA 報告照片』虛線方框。</w:t>
+      </w:r>
+    </w:p>
+    <w:p>
+      <w:pPr>
+        <w:pStyle w:val="ListBullet"/>
+        <w:spacing w:after="40"/>
+      </w:pPr>
+      <w:r>
+        <w:rPr>
+          <w:rFonts w:ascii="Microsoft JhengHei" w:hAnsi="Microsoft JhengHei"/>
+          <w:sz w:val="20"/>
+        </w:rPr>
+        <w:t>• 確保 COA 報告上方之『批號 (Batch No.)』與檢驗判定區域清晰可見，按下拍照確認。</w:t>
+      </w:r>
+    </w:p>
+    <w:p>
+      <w:pPr>
+        <w:pStyle w:val="ListBullet"/>
+        <w:spacing w:after="40"/>
+      </w:pPr>
+      <w:r>
+        <w:rPr>
+          <w:rFonts w:ascii="Microsoft JhengHei" w:hAnsi="Microsoft JhengHei"/>
+          <w:sz w:val="20"/>
+        </w:rPr>
+        <w:t>• 系統自動將照片預覽轉為灰階高對比，強化 OCR 文字辨識度。</w:t>
+      </w:r>
+    </w:p>
+    <w:p>
+      <w:pPr>
+        <w:spacing w:before="120" w:after="40"/>
+      </w:pPr>
+      <w:r>
+        <w:rPr>
+          <w:rFonts w:ascii="Microsoft JhengHei" w:hAnsi="Microsoft JhengHei"/>
+          <w:b/>
+          <w:color w:val="1E3A8A"/>
+          <w:sz w:val="22"/>
+        </w:rPr>
+        <w:t>步驟 3：拍攝 地磅電腦螢幕照片</w:t>
+      </w:r>
+    </w:p>
+    <w:p>
+      <w:pPr>
+        <w:pStyle w:val="ListBullet"/>
+        <w:spacing w:after="40"/>
+      </w:pPr>
+      <w:r>
+        <w:rPr>
+          <w:rFonts w:ascii="Microsoft JhengHei" w:hAnsi="Microsoft JhengHei"/>
+          <w:sz w:val="20"/>
+        </w:rPr>
+        <w:t>• 點擊『📷 2. 拍攝 地磅照片』虛線方框。</w:t>
+      </w:r>
+    </w:p>
+    <w:p>
+      <w:pPr>
+        <w:pStyle w:val="ListBullet"/>
+        <w:spacing w:after="40"/>
+      </w:pPr>
+      <w:r>
+        <w:rPr>
+          <w:rFonts w:ascii="Microsoft JhengHei" w:hAnsi="Microsoft JhengHei"/>
+          <w:sz w:val="20"/>
+        </w:rPr>
+        <w:t>• 鏡頭對準地磅電腦畫面，確保包含：送達地點代碼、槽號、批號、ESXM 來源單號/磅單單號。</w:t>
+      </w:r>
+    </w:p>
+    <w:p>
+      <w:pPr>
+        <w:pStyle w:val="ListBullet"/>
+        <w:spacing w:after="40"/>
+      </w:pPr>
+      <w:r>
+        <w:rPr>
+          <w:rFonts w:ascii="Microsoft JhengHei" w:hAnsi="Microsoft JhengHei"/>
+          <w:sz w:val="20"/>
+        </w:rPr>
+        <w:t>• 注意：避免日光燈或窗戶在螢幕上的嚴重反光，正對螢幕拍攝最佳。</w:t>
+      </w:r>
+    </w:p>
+    <w:p>
+      <w:pPr>
+        <w:spacing w:before="120" w:after="40"/>
+      </w:pPr>
+      <w:r>
+        <w:rPr>
+          <w:rFonts w:ascii="Microsoft JhengHei" w:hAnsi="Microsoft JhengHei"/>
+          <w:b/>
+          <w:color w:val="1E3A8A"/>
+          <w:sz w:val="22"/>
+        </w:rPr>
+        <w:t>步驟 4：送出雙重核對與結果處置</w:t>
+      </w:r>
+    </w:p>
+    <w:p>
+      <w:pPr>
+        <w:pStyle w:val="ListBullet"/>
+        <w:spacing w:after="40"/>
+      </w:pPr>
+      <w:r>
+        <w:rPr>
+          <w:rFonts w:ascii="Microsoft JhengHei" w:hAnsi="Microsoft JhengHei"/>
+          <w:sz w:val="20"/>
+        </w:rPr>
+        <w:t>• 點擊底部綠色【🚀 送出雙重核對】按鈕，系統背景呼叫 Vision/Gemini OCR 進行 4 關卡交叉驗證（約 2~3 秒）。</w:t>
+      </w:r>
+    </w:p>
+    <w:p>
+      <w:pPr>
+        <w:pStyle w:val="ListBullet"/>
+        <w:spacing w:after="40"/>
+      </w:pPr>
+      <w:r>
+        <w:rPr>
+          <w:rFonts w:ascii="Microsoft JhengHei" w:hAnsi="Microsoft JhengHei"/>
+          <w:sz w:val="20"/>
+        </w:rPr>
+        <w:t>• 【核對成功處置】：跳出綠色彈窗『✅ 完美！全數核對成功』，顯示擷取之 ESXM1/ESXM2 單號，資料自動存入 Google 試算表，表單重置，可接續作業。</w:t>
+      </w:r>
+    </w:p>
+    <w:p>
+      <w:pPr>
+        <w:pStyle w:val="ListBullet"/>
+        <w:spacing w:after="40"/>
+      </w:pPr>
+      <w:r>
+        <w:rPr>
+          <w:rFonts w:ascii="Microsoft JhengHei" w:hAnsi="Microsoft JhengHei"/>
+          <w:sz w:val="20"/>
+        </w:rPr>
+        <w:t>• 【核對失敗處置】：彈出紅色警示窗，標明失敗原因：</w:t>
+      </w:r>
+    </w:p>
+    <w:p>
+      <w:pPr>
+        <w:pStyle w:val="ListBullet"/>
+        <w:spacing w:after="40"/>
+      </w:pPr>
+      <w:r>
+        <w:rPr>
+          <w:rFonts w:ascii="Microsoft JhengHei" w:hAnsi="Microsoft JhengHei"/>
+          <w:sz w:val="20"/>
+        </w:rPr>
+        <w:t xml:space="preserve">   - 找不到批號：檢查 COA 是否拿錯，或重拍避開反光陰影。</w:t>
+      </w:r>
+    </w:p>
+    <w:p>
+      <w:pPr>
+        <w:pStyle w:val="ListBullet"/>
+        <w:spacing w:after="40"/>
+      </w:pPr>
+      <w:r>
+        <w:rPr>
+          <w:rFonts w:ascii="Microsoft JhengHei" w:hAnsi="Microsoft JhengHei"/>
+          <w:sz w:val="20"/>
+        </w:rPr>
+        <w:t xml:space="preserve">   - 地點不符：核對地磅掛入地點與派車排程是否相符。</w:t>
+      </w:r>
+    </w:p>
+    <w:p>
+      <w:pPr>
+        <w:pStyle w:val="ListBullet"/>
+        <w:spacing w:after="40"/>
+      </w:pPr>
+      <w:r>
+        <w:rPr>
+          <w:rFonts w:ascii="Microsoft JhengHei" w:hAnsi="Microsoft JhengHei"/>
+          <w:sz w:val="20"/>
+        </w:rPr>
+        <w:t xml:space="preserve">   - 找不到槽號：確認地磅螢幕槽號是否有遮擋或輸入錯誤。</w:t>
+      </w:r>
+    </w:p>
+    <w:p>
+      <w:pPr>
+        <w:pStyle w:val="ListBullet"/>
+        <w:spacing w:after="40"/>
+      </w:pPr>
+      <w:r>
+        <w:rPr>
+          <w:rFonts w:ascii="Microsoft JhengHei" w:hAnsi="Microsoft JhengHei"/>
+          <w:sz w:val="20"/>
+        </w:rPr>
+        <w:t xml:space="preserve">   - 畫面批號錯誤：核對地磅作業車次是否正確。</w:t>
+      </w:r>
+    </w:p>
+    <w:p>
+      <w:pPr>
+        <w:spacing w:before="280" w:after="120"/>
+      </w:pPr>
+      <w:r>
+        <w:rPr>
+          <w:rFonts w:ascii="Microsoft JhengHei" w:hAnsi="Microsoft JhengHei"/>
+          <w:b/>
+          <w:color w:val="0F2A4A"/>
+          <w:sz w:val="28"/>
+        </w:rPr>
+        <w:t>四、 歷史紀錄查詢與報表匯出</w:t>
+      </w:r>
+    </w:p>
+    <w:p>
+      <w:pPr>
+        <w:spacing w:line="300" w:lineRule="auto" w:after="120"/>
+      </w:pPr>
+      <w:r>
+        <w:t>1. 即時查詢介面：點擊首頁右上角【查詢紀錄】按鈕進入。</w:t>
+        <w:br/>
+        <w:t>2. 關鍵字快搜：輸入批號、料號、來源單號或磅單編號，系統自動於所有歷史 Data 工作表跨分頁檢索。</w:t>
+        <w:br/>
+        <w:t>3. 日期區間過濾：支援設定起始日期與結束日期，快速鎖定當日或特定出貨週期。</w:t>
+        <w:br/>
+        <w:t>4. 高清佐證調閱：表格內每筆紀錄提供【COA照片】與【地點照片】連結，點擊即可開啟 Google Drive 原圖查驗。</w:t>
+        <w:br/>
+        <w:t>5. 一鍵匯出 CSV / Excel：點擊【📥 匯出 Excel (CSV)】，系統自動以 UTF-8 BOM 格式產生報表，Excel 開啟文字清晰無亂碼。</w:t>
+      </w:r>
+    </w:p>
+    <w:p>
+      <w:pPr>
+        <w:spacing w:before="280" w:after="120"/>
+      </w:pPr>
+      <w:r>
+        <w:rPr>
+          <w:rFonts w:ascii="Microsoft JhengHei" w:hAnsi="Microsoft JhengHei"/>
+          <w:b/>
+          <w:color w:val="0F2A4A"/>
+          <w:sz w:val="28"/>
+        </w:rPr>
+        <w:t>五、 管理者後台維護與疑難排解 (FAQ)</w:t>
+      </w:r>
+    </w:p>
+    <w:tbl>
+      <w:tblPr>
+        <w:tblW w:type="auto" w:w="0"/>
+        <w:jc w:val="center"/>
+        <w:tblLook w:firstColumn="1" w:firstRow="1" w:lastColumn="0" w:lastRow="0" w:noHBand="0" w:noVBand="1" w:val="04A0"/>
+      </w:tblPr>
+      <w:tblGrid>
+        <w:gridCol w:w="3312"/>
+        <w:gridCol w:w="3312"/>
+        <w:gridCol w:w="3312"/>
+      </w:tblGrid>
+      <w:tr>
+        <w:tc>
+          <w:tcPr>
+            <w:tcW w:type="dxa" w:w="3312"/>
+            <w:shd w:fill="1E3A8A"/>
+            <w:tcMar>
+              <w:top w:w="120" w:type="dxa"/>
+              <w:left w:w="140" w:type="dxa"/>
+              <w:bottom w:w="120" w:type="dxa"/>
+              <w:right w:w="140" w:type="dxa"/>
+            </w:tcMar>
+          </w:tcPr>
+          <w:p>
+            <w:pPr>
+              <w:spacing w:before="40" w:after="40"/>
+              <w:jc w:val="center"/>
+            </w:pPr>
+            <w:r>
+              <w:rPr>
+                <w:rFonts w:ascii="Microsoft JhengHei" w:hAnsi="Microsoft JhengHei"/>
+                <w:b/>
+                <w:color w:val="FFFFFF"/>
+                <w:sz w:val="20"/>
+              </w:rPr>
+              <w:t>後台分頁 / 項目</w:t>
+            </w:r>
+          </w:p>
+        </w:tc>
+        <w:tc>
+          <w:tcPr>
+            <w:tcW w:type="dxa" w:w="3312"/>
+            <w:shd w:fill="1E3A8A"/>
+            <w:tcMar>
+              <w:top w:w="120" w:type="dxa"/>
+              <w:left w:w="140" w:type="dxa"/>
+              <w:bottom w:w="120" w:type="dxa"/>
+              <w:right w:w="140" w:type="dxa"/>
+            </w:tcMar>
+          </w:tcPr>
+          <w:p>
+            <w:pPr>
+              <w:spacing w:before="40" w:after="40"/>
+              <w:jc w:val="center"/>
+            </w:pPr>
+            <w:r>
+              <w:rPr>
+                <w:rFonts w:ascii="Microsoft JhengHei" w:hAnsi="Microsoft JhengHei"/>
+                <w:b/>
+                <w:color w:val="FFFFFF"/>
+                <w:sz w:val="20"/>
+              </w:rPr>
+              <w:t>功能與配置說明</w:t>
+            </w:r>
+          </w:p>
+        </w:tc>
+        <w:tc>
+          <w:tcPr>
+            <w:tcW w:type="dxa" w:w="3312"/>
+            <w:shd w:fill="1E3A8A"/>
+            <w:tcMar>
+              <w:top w:w="120" w:type="dxa"/>
+              <w:left w:w="140" w:type="dxa"/>
+              <w:bottom w:w="120" w:type="dxa"/>
+              <w:right w:w="140" w:type="dxa"/>
+            </w:tcMar>
+          </w:tcPr>
+          <w:p>
+            <w:pPr>
+              <w:spacing w:before="40" w:after="40"/>
+              <w:jc w:val="center"/>
+            </w:pPr>
+            <w:r>
+              <w:rPr>
+                <w:rFonts w:ascii="Microsoft JhengHei" w:hAnsi="Microsoft JhengHei"/>
+                <w:b/>
+                <w:color w:val="FFFFFF"/>
+                <w:sz w:val="20"/>
+              </w:rPr>
+              <w:t>日常巡檢重點</w:t>
+            </w:r>
+          </w:p>
+        </w:tc>
+      </w:tr>
+      <w:tr>
+        <w:tc>
+          <w:tcPr>
+            <w:tcW w:type="dxa" w:w="3312"/>
+            <w:shd w:fill="FFFFFF"/>
+            <w:tcMar>
+              <w:top w:w="100" w:type="dxa"/>
+              <w:left w:w="120" w:type="dxa"/>
+              <w:bottom w:w="100" w:type="dxa"/>
+              <w:right w:w="120" w:type="dxa"/>
+            </w:tcMar>
+            <w:vAlign w:val="center"/>
+          </w:tcPr>
+          <w:p>
+            <w:pPr>
+              <w:spacing w:before="40" w:after="40"/>
+              <w:jc w:val="left"/>
+            </w:pPr>
+            <w:r>
+              <w:rPr>
+                <w:rFonts w:ascii="Microsoft JhengHei" w:hAnsi="Microsoft JhengHei"/>
+                <w:color w:val="333333"/>
+                <w:sz w:val="19"/>
+              </w:rPr>
+              <w:t>『設定』分頁</w:t>
+              <w:br/>
+              <w:t>(getSystemConfig)</w:t>
+            </w:r>
+          </w:p>
+        </w:tc>
+        <w:tc>
+          <w:tcPr>
+            <w:tcW w:type="dxa" w:w="3312"/>
+            <w:shd w:fill="FFFFFF"/>
+            <w:tcMar>
+              <w:top w:w="100" w:type="dxa"/>
+              <w:left w:w="120" w:type="dxa"/>
+              <w:bottom w:w="100" w:type="dxa"/>
+              <w:right w:w="120" w:type="dxa"/>
+            </w:tcMar>
+            <w:vAlign w:val="center"/>
+          </w:tcPr>
+          <w:p>
+            <w:pPr>
+              <w:spacing w:before="40" w:after="40"/>
+              <w:jc w:val="left"/>
+            </w:pPr>
+            <w:r>
+              <w:rPr>
+                <w:rFonts w:ascii="Microsoft JhengHei" w:hAnsi="Microsoft JhengHei"/>
+                <w:color w:val="333333"/>
+                <w:sz w:val="19"/>
+              </w:rPr>
+              <w:t>動態配置金鑰清單：</w:t>
+              <w:br/>
+              <w:t>- VISION_API_KEY (多把輪替)</w:t>
+              <w:br/>
+              <w:t>- GEMINI_API_KEY (多把備援)</w:t>
+              <w:br/>
+              <w:t>- GEMINI_MODEL (模型優先序)</w:t>
+              <w:br/>
+              <w:t>- USAGE_LIMIT (切換閥值，預設900)</w:t>
+            </w:r>
+          </w:p>
+        </w:tc>
+        <w:tc>
+          <w:tcPr>
+            <w:tcW w:type="dxa" w:w="3312"/>
+            <w:shd w:fill="FFFFFF"/>
+            <w:tcMar>
+              <w:top w:w="100" w:type="dxa"/>
+              <w:left w:w="120" w:type="dxa"/>
+              <w:bottom w:w="100" w:type="dxa"/>
+              <w:right w:w="120" w:type="dxa"/>
+            </w:tcMar>
+            <w:vAlign w:val="center"/>
+          </w:tcPr>
+          <w:p>
+            <w:pPr>
+              <w:spacing w:before="40" w:after="40"/>
+              <w:jc w:val="left"/>
+            </w:pPr>
+            <w:r>
+              <w:rPr>
+                <w:rFonts w:ascii="Microsoft JhengHei" w:hAnsi="Microsoft JhengHei"/>
+                <w:color w:val="333333"/>
+                <w:sz w:val="19"/>
+              </w:rPr>
+              <w:t>每季檢查 Vision API 金鑰帳號是否正常；可直接在試算表抽換金鑰，免重新部署 GAS。</w:t>
+            </w:r>
+          </w:p>
+        </w:tc>
+      </w:tr>
+      <w:tr>
+        <w:tc>
+          <w:tcPr>
+            <w:tcW w:type="dxa" w:w="3312"/>
+            <w:shd w:fill="F8FAFC"/>
+            <w:tcMar>
+              <w:top w:w="100" w:type="dxa"/>
+              <w:left w:w="120" w:type="dxa"/>
+              <w:bottom w:w="100" w:type="dxa"/>
+              <w:right w:w="120" w:type="dxa"/>
+            </w:tcMar>
+            <w:vAlign w:val="center"/>
+          </w:tcPr>
+          <w:p>
+            <w:pPr>
+              <w:spacing w:before="40" w:after="40"/>
+              <w:jc w:val="left"/>
+            </w:pPr>
+            <w:r>
+              <w:rPr>
+                <w:rFonts w:ascii="Microsoft JhengHei" w:hAnsi="Microsoft JhengHei"/>
+                <w:color w:val="333333"/>
+                <w:sz w:val="19"/>
+              </w:rPr>
+              <w:t>『API_Log』分頁</w:t>
+              <w:br/>
+              <w:t>(logApiUsage)</w:t>
+            </w:r>
+          </w:p>
+        </w:tc>
+        <w:tc>
+          <w:tcPr>
+            <w:tcW w:type="dxa" w:w="3312"/>
+            <w:shd w:fill="F8FAFC"/>
+            <w:tcMar>
+              <w:top w:w="100" w:type="dxa"/>
+              <w:left w:w="120" w:type="dxa"/>
+              <w:bottom w:w="100" w:type="dxa"/>
+              <w:right w:w="120" w:type="dxa"/>
+            </w:tcMar>
+            <w:vAlign w:val="center"/>
+          </w:tcPr>
+          <w:p>
+            <w:pPr>
+              <w:spacing w:before="40" w:after="40"/>
+              <w:jc w:val="left"/>
+            </w:pPr>
+            <w:r>
+              <w:rPr>
+                <w:rFonts w:ascii="Microsoft JhengHei" w:hAnsi="Microsoft JhengHei"/>
+                <w:color w:val="333333"/>
+                <w:sz w:val="19"/>
+              </w:rPr>
+              <w:t>記錄每一次辨識呼叫之：</w:t>
+              <w:br/>
+              <w:t>時間、API 類型、模型名稱、Key 遮罩代碼、執行狀態 (成功/失敗)、報錯原因。</w:t>
+            </w:r>
+          </w:p>
+        </w:tc>
+        <w:tc>
+          <w:tcPr>
+            <w:tcW w:type="dxa" w:w="3312"/>
+            <w:shd w:fill="F8FAFC"/>
+            <w:tcMar>
+              <w:top w:w="100" w:type="dxa"/>
+              <w:left w:w="120" w:type="dxa"/>
+              <w:bottom w:w="100" w:type="dxa"/>
+              <w:right w:w="120" w:type="dxa"/>
+            </w:tcMar>
+            <w:vAlign w:val="center"/>
+          </w:tcPr>
+          <w:p>
+            <w:pPr>
+              <w:spacing w:before="40" w:after="40"/>
+              <w:jc w:val="left"/>
+            </w:pPr>
+            <w:r>
+              <w:rPr>
+                <w:rFonts w:ascii="Microsoft JhengHei" w:hAnsi="Microsoft JhengHei"/>
+                <w:color w:val="333333"/>
+                <w:sz w:val="19"/>
+              </w:rPr>
+              <w:t>若發現大量失敗紀錄，檢查是否有網路斷線或 Google Cloud 帳號配額不足。</w:t>
+            </w:r>
+          </w:p>
+        </w:tc>
+      </w:tr>
+      <w:tr>
+        <w:tc>
+          <w:tcPr>
+            <w:tcW w:type="dxa" w:w="3312"/>
+            <w:shd w:fill="FFFFFF"/>
+            <w:tcMar>
+              <w:top w:w="100" w:type="dxa"/>
+              <w:left w:w="120" w:type="dxa"/>
+              <w:bottom w:w="100" w:type="dxa"/>
+              <w:right w:w="120" w:type="dxa"/>
+            </w:tcMar>
+            <w:vAlign w:val="center"/>
+          </w:tcPr>
+          <w:p>
+            <w:pPr>
+              <w:spacing w:before="40" w:after="40"/>
+              <w:jc w:val="left"/>
+            </w:pPr>
+            <w:r>
+              <w:rPr>
+                <w:rFonts w:ascii="Microsoft JhengHei" w:hAnsi="Microsoft JhengHei"/>
+                <w:color w:val="333333"/>
+                <w:sz w:val="19"/>
+              </w:rPr>
+              <w:t>雲端硬碟封存目錄</w:t>
+              <w:br/>
+              <w:t>(BACKUP_FOLDER_ID)</w:t>
+            </w:r>
+          </w:p>
+        </w:tc>
+        <w:tc>
+          <w:tcPr>
+            <w:tcW w:type="dxa" w:w="3312"/>
+            <w:shd w:fill="FFFFFF"/>
+            <w:tcMar>
+              <w:top w:w="100" w:type="dxa"/>
+              <w:left w:w="120" w:type="dxa"/>
+              <w:bottom w:w="100" w:type="dxa"/>
+              <w:right w:w="120" w:type="dxa"/>
+            </w:tcMar>
+            <w:vAlign w:val="center"/>
+          </w:tcPr>
+          <w:p>
+            <w:pPr>
+              <w:spacing w:before="40" w:after="40"/>
+              <w:jc w:val="left"/>
+            </w:pPr>
+            <w:r>
+              <w:rPr>
+                <w:rFonts w:ascii="Microsoft JhengHei" w:hAnsi="Microsoft JhengHei"/>
+                <w:color w:val="333333"/>
+                <w:sz w:val="19"/>
+              </w:rPr>
+              <w:t>指定儲存所有出貨現場拍照圖片之 Google Drive 資料夾 ID。</w:t>
+            </w:r>
+          </w:p>
+        </w:tc>
+        <w:tc>
+          <w:tcPr>
+            <w:tcW w:type="dxa" w:w="3312"/>
+            <w:shd w:fill="FFFFFF"/>
+            <w:tcMar>
+              <w:top w:w="100" w:type="dxa"/>
+              <w:left w:w="120" w:type="dxa"/>
+              <w:bottom w:w="100" w:type="dxa"/>
+              <w:right w:w="120" w:type="dxa"/>
+            </w:tcMar>
+            <w:vAlign w:val="center"/>
+          </w:tcPr>
+          <w:p>
+            <w:pPr>
+              <w:spacing w:before="40" w:after="40"/>
+              <w:jc w:val="left"/>
+            </w:pPr>
+            <w:r>
+              <w:rPr>
+                <w:rFonts w:ascii="Microsoft JhengHei" w:hAnsi="Microsoft JhengHei"/>
+                <w:color w:val="333333"/>
+                <w:sz w:val="19"/>
+              </w:rPr>
+              <w:t>定期檢視 Google Drive 空間容量；若更換資料夾需同步修改 GS 頂部常數。</w:t>
+            </w:r>
+          </w:p>
+        </w:tc>
+      </w:tr>
+      <w:tr>
+        <w:tc>
+          <w:tcPr>
+            <w:tcW w:type="dxa" w:w="3312"/>
+            <w:shd w:fill="F8FAFC"/>
+            <w:tcMar>
+              <w:top w:w="100" w:type="dxa"/>
+              <w:left w:w="120" w:type="dxa"/>
+              <w:bottom w:w="100" w:type="dxa"/>
+              <w:right w:w="120" w:type="dxa"/>
+            </w:tcMar>
+            <w:vAlign w:val="center"/>
+          </w:tcPr>
+          <w:p>
+            <w:pPr>
+              <w:spacing w:before="40" w:after="40"/>
+              <w:jc w:val="left"/>
+            </w:pPr>
+            <w:r>
+              <w:rPr>
+                <w:rFonts w:ascii="Microsoft JhengHei" w:hAnsi="Microsoft JhengHei"/>
+                <w:color w:val="333333"/>
+                <w:sz w:val="19"/>
+              </w:rPr>
+              <w:t>雙月分頁管理</w:t>
+              <w:br/>
+              <w:t>(Data_YYYY_MM-MM)</w:t>
+            </w:r>
+          </w:p>
+        </w:tc>
+        <w:tc>
+          <w:tcPr>
+            <w:tcW w:type="dxa" w:w="3312"/>
+            <w:shd w:fill="F8FAFC"/>
+            <w:tcMar>
+              <w:top w:w="100" w:type="dxa"/>
+              <w:left w:w="120" w:type="dxa"/>
+              <w:bottom w:w="100" w:type="dxa"/>
+              <w:right w:w="120" w:type="dxa"/>
+            </w:tcMar>
+            <w:vAlign w:val="center"/>
+          </w:tcPr>
+          <w:p>
+            <w:pPr>
+              <w:spacing w:before="40" w:after="40"/>
+              <w:jc w:val="left"/>
+            </w:pPr>
+            <w:r>
+              <w:rPr>
+                <w:rFonts w:ascii="Microsoft JhengHei" w:hAnsi="Microsoft JhengHei"/>
+                <w:color w:val="333333"/>
+                <w:sz w:val="19"/>
+              </w:rPr>
+              <w:t>系統全自動雙月建檔，第 1 欄至第 13 欄保存完整結構化數據與單號。</w:t>
+            </w:r>
+          </w:p>
+        </w:tc>
+        <w:tc>
+          <w:tcPr>
+            <w:tcW w:type="dxa" w:w="3312"/>
+            <w:shd w:fill="F8FAFC"/>
+            <w:tcMar>
+              <w:top w:w="100" w:type="dxa"/>
+              <w:left w:w="120" w:type="dxa"/>
+              <w:bottom w:w="100" w:type="dxa"/>
+              <w:right w:w="120" w:type="dxa"/>
+            </w:tcMar>
+            <w:vAlign w:val="center"/>
+          </w:tcPr>
+          <w:p>
+            <w:pPr>
+              <w:spacing w:before="40" w:after="40"/>
+              <w:jc w:val="left"/>
+            </w:pPr>
+            <w:r>
+              <w:rPr>
+                <w:rFonts w:ascii="Microsoft JhengHei" w:hAnsi="Microsoft JhengHei"/>
+                <w:color w:val="333333"/>
+                <w:sz w:val="19"/>
+              </w:rPr>
+              <w:t>歷史分頁可直接匯出封存，確保生產數據具備可追溯性。</w:t>
+            </w:r>
+          </w:p>
+        </w:tc>
+      </w:tr>
+    </w:tbl>
+    <w:tbl>
+      <w:tblPr>
+        <w:tblW w:type="auto" w:w="0"/>
+        <w:jc w:val="center"/>
+        <w:tblLook w:firstColumn="1" w:firstRow="1" w:lastColumn="0" w:lastRow="0" w:noHBand="0" w:noVBand="1" w:val="04A0"/>
+      </w:tblPr>
+      <w:tblGrid>
+        <w:gridCol w:w="9936"/>
+      </w:tblGrid>
+      <w:tr>
+        <w:tc>
+          <w:tcPr>
+            <w:tcW w:type="dxa" w:w="9936"/>
+            <w:shd w:fill="FFFBEB"/>
+            <w:tcMar>
+              <w:top w:w="140" w:type="dxa"/>
+              <w:left w:w="180" w:type="dxa"/>
+              <w:bottom w:w="140" w:type="dxa"/>
+              <w:right w:w="180" w:type="dxa"/>
+            </w:tcMar>
+            <w:tcBorders>
+              <w:top w:val="none"/>
+              <w:left w:val="single" w:sz="36" w:space="0" w:color="D97706"/>
+              <w:bottom w:val="none"/>
+              <w:right w:val="none"/>
+            </w:tcBorders>
+          </w:tcPr>
+          <w:p>
+            <w:pPr>
+              <w:spacing w:before="40" w:after="80" w:line="288" w:lineRule="auto"/>
+            </w:pPr>
+            <w:r>
+              <w:rPr>
+                <w:rFonts w:ascii="Microsoft JhengHei" w:hAnsi="Microsoft JhengHei"/>
+                <w:b/>
+                <w:color w:val="D97706"/>
+                <w:sz w:val="22"/>
+              </w:rPr>
+              <w:t>【常見問題與故障排除 (FAQ)】</w:t>
+              <w:br/>
+            </w:r>
+            <w:r>
+              <w:rPr>
+                <w:rFonts w:ascii="Microsoft JhengHei" w:hAnsi="Microsoft JhengHei"/>
+                <w:color w:val="222222"/>
+                <w:sz w:val="20"/>
+              </w:rPr>
+              <w:t>• Q1：現場拍照後提示『辨識逾時』或『網路錯誤』？</w:t>
+              <w:br/>
+            </w:r>
+            <w:r>
+              <w:rPr>
+                <w:rFonts w:ascii="Microsoft JhengHei" w:hAnsi="Microsoft JhengHei"/>
+                <w:color w:val="222222"/>
+                <w:sz w:val="20"/>
+              </w:rPr>
+              <w:t xml:space="preserve">  解法：現場 Wi-Fi 或 4G 訊號若較弱，照片上傳需稍待 2 秒；系統已內建多模型瀑布流，會自動重試備援模型。</w:t>
+              <w:br/>
+            </w:r>
+            <w:r>
+              <w:rPr>
+                <w:rFonts w:ascii="Microsoft JhengHei" w:hAnsi="Microsoft JhengHei"/>
+                <w:color w:val="222222"/>
+                <w:sz w:val="20"/>
+              </w:rPr>
+              <w:t>• Q2：地磅照片地點明明正確，卻判定『地點不符』？</w:t>
+              <w:br/>
+            </w:r>
+            <w:r>
+              <w:rPr>
+                <w:rFonts w:ascii="Microsoft JhengHei" w:hAnsi="Microsoft JhengHei"/>
+                <w:color w:val="222222"/>
+                <w:sz w:val="20"/>
+              </w:rPr>
+              <w:t xml:space="preserve">  解法：檢查地磅螢幕是否有光斑剛好反光在廠別代號（例如 F18）上，稍微調整角度避開反光即可秒過。</w:t>
+              <w:br/>
+            </w:r>
+            <w:r>
+              <w:rPr>
+                <w:rFonts w:ascii="Microsoft JhengHei" w:hAnsi="Microsoft JhengHei"/>
+                <w:color w:val="222222"/>
+                <w:sz w:val="20"/>
+              </w:rPr>
+              <w:t>• Q3：Vision API 每月額度何時重置？</w:t>
+              <w:br/>
+            </w:r>
+            <w:r>
+              <w:rPr>
+                <w:rFonts w:ascii="Microsoft JhengHei" w:hAnsi="Microsoft JhengHei"/>
+                <w:color w:val="222222"/>
+                <w:sz w:val="20"/>
+              </w:rPr>
+              <w:t xml:space="preserve">  解法：Google Cloud 每月 1 號 00:00 自動歸零；系統亦自動於每月首次呼叫時重設 USAGE_COUNT 計數器。</w:t>
+            </w:r>
+          </w:p>
+        </w:tc>
+      </w:tr>
+    </w:tbl>
+    <w:p>
+      <w:pPr>
+        <w:spacing w:before="0" w:after="120"/>
+      </w:pPr>
     </w:p>
     <w:sectPr>
       <w:pgSz w:w="12240" w:h="15840"/>
-      <w:pgMar w:top="1440" w:right="1800" w:bottom="1440" w:left="1800" w:header="720" w:footer="720" w:gutter="0"/>
+      <w:pgMar w:top="1152" w:right="1152" w:bottom="1152" w:left="1152" w:header="720" w:footer="720" w:gutter="0"/>
       <w:cols w:space="720"/>
       <w:docGrid w:linePitch="360"/>
     </w:sectPr>
@@ -465,6 +2674,11 @@
     <w:name w:val="Normal"/>
     <w:qFormat/>
     <w:rsid w:val="00FC693F"/>
+    <w:rPr>
+      <w:rFonts w:ascii="Microsoft JhengHei" w:hAnsi="Microsoft JhengHei"/>
+      <w:color w:val="333333"/>
+      <w:sz w:val="21"/>
+    </w:rPr>
   </w:style>
   <w:style w:type="paragraph" w:styleId="Header">
     <w:name w:val="header"/>
